--- a/materialien/Welt1_Heldenschmiede/2_Arbeitsblaetter/AQ_W1_AB1_Klassen_und_Objekte.docx
+++ b/materialien/Welt1_Heldenschmiede/2_Arbeitsblaetter/AQ_W1_AB1_Klassen_und_Objekte.docx
@@ -113,6 +113,31 @@
                 <w:szCs w:val="20"/>
               </w:rPr>
               <w:t xml:space="preserve">Level 1.1 bis 1.3</w:t>
+            </w:r>
+          </w:p>
+          <w:p>
+            <w:pPr>
+              <w:spacing w:after="0"/>
+            </w:pPr>
+            <w:r>
+              <w:rPr>
+                <w:rFonts w:ascii="Calibri" w:cs="Calibri" w:eastAsia="Calibri" w:hAnsi="Calibri"/>
+                <w:b/>
+                <w:bCs/>
+                <w:sz w:val="20"/>
+                <w:szCs w:val="20"/>
+                <w:color w:val="5B2A86"/>
+              </w:rPr>
+              <w:t xml:space="preserve">Niveau (KC 2017):</w:t>
+            </w:r>
+            <w:r>
+              <w:rPr>
+                <w:rFonts w:ascii="Calibri" w:cs="Calibri" w:eastAsia="Calibri" w:hAnsi="Calibri"/>
+                <w:sz w:val="20"/>
+                <w:szCs w:val="20"/>
+                <w:color w:val="5B2A86"/>
+              </w:rPr>
+              <w:t xml:space="preserve"> Grund- und Leistungskurs – Aufgabe 7 (Klassendiagramm mit Beziehungen) nur Leistungskurs (eA)</w:t>
             </w:r>
           </w:p>
         </w:tc>
@@ -9670,6 +9695,16 @@
         <w:t xml:space="preserve">Die Karte der Schmiede</w:t>
       </w:r>
       <w:r>
+        <w:rPr>
+          <w:rFonts w:ascii="Calibri" w:cs="Calibri" w:eastAsia="Calibri" w:hAnsi="Calibri"/>
+          <w:b/>
+          <w:bCs/>
+          <w:color w:val="5B2A86"/>
+          <w:sz w:val="20"/>
+        </w:rPr>
+        <w:t xml:space="preserve">  ◆ nur LK (eA)</w:t>
+      </w:r>
+      <w:r>
         <w:t xml:space="preserve">	</w:t>
       </w:r>
       <w:r>
